--- a/docassemble/ApplicationForNameChange/data/templates/parental_personal_service.docx
+++ b/docassemble/ApplicationForNameChange/data/templates/parental_personal_service.docx
@@ -29,22 +29,7 @@
             <w:tcBorders/>
           </w:tcPr>
           <w:p>
-            <w:pPr>
-              <w:pStyle w:val="Heading1"/>
-              <w:ind w:hanging="0" w:start="0"/>
-              <w:jc w:val="both"/>
-              <w:rPr>
-                <w:rFonts w:ascii="Times New Roman;Times New Roman" w:hAnsi="Times New Roman;Times New Roman" w:cs="Times New Roman;Times New Roman"/>
-                <w:b/>
-                <w:sz w:val="26"/>
-              </w:rPr>
-            </w:pPr>
             <w:r>
-              <w:rPr>
-                <w:rFonts w:cs="Times New Roman;Times New Roman" w:ascii="Times New Roman;Times New Roman" w:hAnsi="Times New Roman;Times New Roman"/>
-                <w:b/>
-                <w:sz w:val="26"/>
-              </w:rPr>
               <w:t>State of Minnesota</w:t>
             </w:r>
           </w:p>
@@ -55,9 +40,7 @@
             <w:tcBorders/>
           </w:tcPr>
           <w:p>
-            <w:r>
-              <w:t>Minnesota</w:t>
-            </w:r>
+            <w:r/>
           </w:p>
         </w:tc>
         <w:tc>
@@ -122,18 +105,8 @@
             </w:tcBorders>
           </w:tcPr>
           <w:p>
-            <w:pPr>
-              <w:pStyle w:val="Normal"/>
-              <w:jc w:val="both"/>
-              <w:rPr>
-                <w:sz w:val="22"/>
-              </w:rPr>
-            </w:pPr>
             <w:r>
-              <w:rPr>
-                <w:sz w:val="22"/>
-              </w:rPr>
-              <w:t>County</w:t>
+              <w:t>County: {{ district_court_county }}</w:t>
             </w:r>
           </w:p>
         </w:tc>
@@ -143,9 +116,7 @@
             <w:tcBorders/>
           </w:tcPr>
           <w:p>
-            <w:r>
-              <w:t>{{ district_court_county }}</w:t>
-            </w:r>
+            <w:r/>
           </w:p>
         </w:tc>
         <w:tc>

--- a/docassemble/ApplicationForNameChange/data/templates/parental_personal_service.docx
+++ b/docassemble/ApplicationForNameChange/data/templates/parental_personal_service.docx
@@ -378,6 +378,14 @@
     </w:p>
     <w:p>
       <w:pPr>
+        <w:pStyle w:val="Heading1"/>
+      </w:pPr>
+      <w:r>
+        <w:t>Affidavit of Personal Service</w:t>
+      </w:r>
+    </w:p>
+    <w:p>
+      <w:pPr>
         <w:pStyle w:val="Normal"/>
         <w:tabs>
           <w:tab w:val="clear" w:pos="720"/>
@@ -533,7 +541,7 @@
         <w:rPr/>
       </w:pPr>
       <w:r>
-        <w:t>{{ included_children_names }}     Affidavit of Personal Service</w:t>
+        <w:t>{{ included_children_names }}</w:t>
       </w:r>
     </w:p>
     <w:p>
@@ -1891,6 +1899,17 @@
     <w:name w:val="WW8Num15"/>
     <w:qFormat/>
   </w:style>
+  <w:style w:type="paragraph" w:customStyle="1" w:styleId="Heading1">
+    <w:name w:val="heading 1"/>
+    <w:pPr>
+      <w:outlineLvl w:val="0"/>
+    </w:pPr>
+    <w:rPr>
+      <w:rFonts w:ascii="Times New Roman" w:hAnsi="Times New Roman"/>
+      <w:b/>
+      <w:sz w:val="28"/>
+    </w:rPr>
+  </w:style>
 </w:styles>
 </file>
 
